--- a/pr-preview/pr-411/index.docx
+++ b/pr-preview/pr-411/index.docx
@@ -15,10 +15,10 @@
         <w:pStyle w:val="Date"/>
       </w:pPr>
       <w:r>
-        <w:t xml:space="preserve">Last modified: 2026-10-19 03:11:51 (PDT)</w:t>
-      </w:r>
-    </w:p>
-    <w:bookmarkStart w:id="28" w:name="welcome"/>
+        <w:t xml:space="preserve">Last modified: 2026-10-19 11:35:40 (PDT)</w:t>
+      </w:r>
+    </w:p>
+    <w:bookmarkStart w:id="30" w:name="welcome"/>
     <w:p>
       <w:pPr>
         <w:pStyle w:val="Heading2"/>
@@ -373,7 +373,38 @@
         </m:r>
       </m:oMath>
       <w:r>
-        <w:t xml:space="preserve">-algebras, pairwise disjoint sets, finite and countable additivity,</w:t>
+        <w:t xml:space="preserve">-algebras,</w:t>
+      </w:r>
+      <w:r>
+        <w:t xml:space="preserve"> </w:t>
+      </w:r>
+      <w:hyperlink r:id="rId19">
+        <w:r>
+          <w:rPr>
+            <w:rStyle w:val="Hyperlink"/>
+          </w:rPr>
+          <w:t xml:space="preserve">finite</w:t>
+        </w:r>
+      </w:hyperlink>
+      <w:r>
+        <w:t xml:space="preserve"> </w:t>
+      </w:r>
+      <w:r>
+        <w:t xml:space="preserve">and</w:t>
+      </w:r>
+      <w:r>
+        <w:t xml:space="preserve"> </w:t>
+      </w:r>
+      <w:hyperlink r:id="rId20">
+        <w:r>
+          <w:rPr>
+            <w:rStyle w:val="Hyperlink"/>
+          </w:rPr>
+          <w:t xml:space="preserve">countable additivity</w:t>
+        </w:r>
+      </w:hyperlink>
+      <w:r>
+        <w:t xml:space="preserve">,</w:t>
       </w:r>
       <w:r>
         <w:t xml:space="preserve"> </w:t>
@@ -390,7 +421,7 @@
           <w:numId w:val="1001"/>
         </w:numPr>
       </w:pPr>
-      <w:hyperlink r:id="rId19">
+      <w:hyperlink r:id="rId21">
         <w:r>
           <w:rPr>
             <w:rStyle w:val="Hyperlink"/>
@@ -416,7 +447,7 @@
       <w:r>
         <w:t xml:space="preserve"> </w:t>
       </w:r>
-      <w:hyperlink r:id="rId20">
+      <w:hyperlink r:id="rId22">
         <w:r>
           <w:rPr>
             <w:rStyle w:val="Hyperlink"/>
@@ -430,7 +461,7 @@
       <w:r>
         <w:t xml:space="preserve"> </w:t>
       </w:r>
-      <w:hyperlink r:id="rId21">
+      <w:hyperlink r:id="rId23">
         <w:r>
           <w:rPr>
             <w:rStyle w:val="Hyperlink"/>
@@ -450,7 +481,7 @@
       <w:r>
         <w:t xml:space="preserve"> </w:t>
       </w:r>
-      <w:hyperlink r:id="rId22">
+      <w:hyperlink r:id="rId24">
         <w:r>
           <w:rPr>
             <w:rStyle w:val="Hyperlink"/>
@@ -479,7 +510,7 @@
           <w:numId w:val="1001"/>
         </w:numPr>
       </w:pPr>
-      <w:hyperlink r:id="rId23">
+      <w:hyperlink r:id="rId25">
         <w:r>
           <w:rPr>
             <w:rStyle w:val="Hyperlink"/>
@@ -517,7 +548,7 @@
           <w:numId w:val="1001"/>
         </w:numPr>
       </w:pPr>
-      <w:hyperlink r:id="rId24">
+      <w:hyperlink r:id="rId26">
         <w:r>
           <w:rPr>
             <w:rStyle w:val="Hyperlink"/>
@@ -549,7 +580,7 @@
           <w:numId w:val="1001"/>
         </w:numPr>
       </w:pPr>
-      <w:hyperlink r:id="rId25">
+      <w:hyperlink r:id="rId27">
         <w:r>
           <w:rPr>
             <w:rStyle w:val="Hyperlink"/>
@@ -581,7 +612,7 @@
           <w:numId w:val="1001"/>
         </w:numPr>
       </w:pPr>
-      <w:hyperlink r:id="rId26">
+      <w:hyperlink r:id="rId28">
         <w:r>
           <w:rPr>
             <w:rStyle w:val="Hyperlink"/>
@@ -601,7 +632,7 @@
       <w:r>
         <w:t xml:space="preserve"> </w:t>
       </w:r>
-      <w:hyperlink r:id="rId27">
+      <w:hyperlink r:id="rId29">
         <w:r>
           <w:rPr>
             <w:rStyle w:val="Hyperlink"/>
@@ -610,8 +641,8 @@
         </w:r>
       </w:hyperlink>
     </w:p>
-    <w:bookmarkEnd w:id="28"/>
-    <w:bookmarkStart w:id="38" w:name="further-reading"/>
+    <w:bookmarkEnd w:id="30"/>
+    <w:bookmarkStart w:id="40" w:name="further-reading"/>
     <w:p>
       <w:pPr>
         <w:pStyle w:val="Heading2"/>
@@ -635,7 +666,7 @@
           <w:numId w:val="1003"/>
         </w:numPr>
       </w:pPr>
-      <w:hyperlink r:id="rId29">
+      <w:hyperlink r:id="rId31">
         <w:r>
           <w:rPr>
             <w:rStyle w:val="Hyperlink"/>
@@ -711,7 +742,7 @@
           <w:numId w:val="1003"/>
         </w:numPr>
       </w:pPr>
-      <w:hyperlink r:id="rId30">
+      <w:hyperlink r:id="rId32">
         <w:r>
           <w:rPr>
             <w:rStyle w:val="Hyperlink"/>
@@ -740,7 +771,7 @@
       <w:r>
         <w:t xml:space="preserve"> </w:t>
       </w:r>
-      <w:hyperlink r:id="rId31">
+      <w:hyperlink r:id="rId33">
         <w:r>
           <w:rPr>
             <w:rStyle w:val="Hyperlink"/>
@@ -766,7 +797,7 @@
       <w:r>
         <w:t xml:space="preserve"> </w:t>
       </w:r>
-      <w:hyperlink r:id="rId32">
+      <w:hyperlink r:id="rId34">
         <w:r>
           <w:rPr>
             <w:rStyle w:val="Hyperlink"/>
@@ -801,7 +832,7 @@
       <w:r>
         <w:t xml:space="preserve"> </w:t>
       </w:r>
-      <w:hyperlink r:id="rId23">
+      <w:hyperlink r:id="rId25">
         <w:r>
           <w:rPr>
             <w:rStyle w:val="Hyperlink"/>
@@ -818,7 +849,7 @@
       <w:r>
         <w:t xml:space="preserve"> </w:t>
       </w:r>
-      <w:hyperlink r:id="rId24">
+      <w:hyperlink r:id="rId26">
         <w:r>
           <w:rPr>
             <w:rStyle w:val="Hyperlink"/>
@@ -840,7 +871,7 @@
           <w:numId w:val="1003"/>
         </w:numPr>
       </w:pPr>
-      <w:hyperlink r:id="rId33">
+      <w:hyperlink r:id="rId35">
         <w:r>
           <w:rPr>
             <w:rStyle w:val="Hyperlink"/>
@@ -875,7 +906,7 @@
       <w:r>
         <w:t xml:space="preserve"> </w:t>
       </w:r>
-      <w:hyperlink r:id="rId19">
+      <w:hyperlink r:id="rId21">
         <w:r>
           <w:rPr>
             <w:rStyle w:val="Hyperlink"/>
@@ -892,7 +923,7 @@
       <w:r>
         <w:t xml:space="preserve"> </w:t>
       </w:r>
-      <w:hyperlink r:id="rId24">
+      <w:hyperlink r:id="rId26">
         <w:r>
           <w:rPr>
             <w:rStyle w:val="Hyperlink"/>
@@ -920,7 +951,7 @@
           <w:numId w:val="1003"/>
         </w:numPr>
       </w:pPr>
-      <w:hyperlink r:id="rId34">
+      <w:hyperlink r:id="rId36">
         <w:r>
           <w:rPr>
             <w:rStyle w:val="Hyperlink"/>
@@ -949,7 +980,7 @@
           <w:numId w:val="1004"/>
         </w:numPr>
       </w:pPr>
-      <w:hyperlink r:id="rId35">
+      <w:hyperlink r:id="rId37">
         <w:r>
           <w:rPr>
             <w:rStyle w:val="Hyperlink"/>
@@ -966,7 +997,7 @@
       <w:r>
         <w:t xml:space="preserve"> </w:t>
       </w:r>
-      <w:hyperlink r:id="rId23">
+      <w:hyperlink r:id="rId25">
         <w:r>
           <w:rPr>
             <w:rStyle w:val="Hyperlink"/>
@@ -989,7 +1020,7 @@
           <w:numId w:val="1004"/>
         </w:numPr>
       </w:pPr>
-      <w:hyperlink r:id="rId36">
+      <w:hyperlink r:id="rId38">
         <w:r>
           <w:rPr>
             <w:rStyle w:val="Hyperlink"/>
@@ -1006,7 +1037,7 @@
       <w:r>
         <w:t xml:space="preserve"> </w:t>
       </w:r>
-      <w:hyperlink r:id="rId19">
+      <w:hyperlink r:id="rId21">
         <w:r>
           <w:rPr>
             <w:rStyle w:val="Hyperlink"/>
@@ -1029,7 +1060,7 @@
           <w:numId w:val="1004"/>
         </w:numPr>
       </w:pPr>
-      <w:hyperlink r:id="rId37">
+      <w:hyperlink r:id="rId39">
         <w:r>
           <w:rPr>
             <w:rStyle w:val="Hyperlink"/>
@@ -1046,7 +1077,7 @@
       <w:r>
         <w:t xml:space="preserve"> </w:t>
       </w:r>
-      <w:hyperlink r:id="rId24">
+      <w:hyperlink r:id="rId26">
         <w:r>
           <w:rPr>
             <w:rStyle w:val="Hyperlink"/>
@@ -1063,7 +1094,7 @@
       <w:r>
         <w:t xml:space="preserve"> </w:t>
       </w:r>
-      <w:hyperlink r:id="rId25">
+      <w:hyperlink r:id="rId27">
         <w:r>
           <w:rPr>
             <w:rStyle w:val="Hyperlink"/>
@@ -1078,8 +1109,8 @@
         <w:t xml:space="preserve">pages.</w:t>
       </w:r>
     </w:p>
-    <w:bookmarkEnd w:id="38"/>
-    <w:bookmarkStart w:id="39" w:name="using-these-notes-in-another-site"/>
+    <w:bookmarkEnd w:id="40"/>
+    <w:bookmarkStart w:id="41" w:name="using-these-notes-in-another-site"/>
     <w:p>
       <w:pPr>
         <w:pStyle w:val="Heading2"/>
@@ -1492,7 +1523,7 @@
             <w:pPr>
               <w:pStyle w:val="Compact"/>
             </w:pPr>
-            <w:hyperlink r:id="rId19">
+            <w:hyperlink r:id="rId21">
               <w:r>
                 <w:rPr>
                   <w:rStyle w:val="Hyperlink"/>
@@ -1548,7 +1579,7 @@
             <w:pPr>
               <w:pStyle w:val="Compact"/>
             </w:pPr>
-            <w:hyperlink r:id="rId23">
+            <w:hyperlink r:id="rId25">
               <w:r>
                 <w:rPr>
                   <w:rStyle w:val="Hyperlink"/>
@@ -1580,7 +1611,7 @@
             <w:pPr>
               <w:pStyle w:val="Compact"/>
             </w:pPr>
-            <w:hyperlink r:id="rId24">
+            <w:hyperlink r:id="rId26">
               <w:r>
                 <w:rPr>
                   <w:rStyle w:val="Hyperlink"/>
@@ -1612,7 +1643,7 @@
             <w:pPr>
               <w:pStyle w:val="Compact"/>
             </w:pPr>
-            <w:hyperlink r:id="rId25">
+            <w:hyperlink r:id="rId27">
               <w:r>
                 <w:rPr>
                   <w:rStyle w:val="Hyperlink"/>
@@ -1644,7 +1675,7 @@
             <w:pPr>
               <w:pStyle w:val="Compact"/>
             </w:pPr>
-            <w:hyperlink r:id="rId26">
+            <w:hyperlink r:id="rId28">
               <w:r>
                 <w:rPr>
                   <w:rStyle w:val="Hyperlink"/>
@@ -1878,8 +1909,8 @@
         <w:t xml:space="preserve">.</w:t>
       </w:r>
     </w:p>
-    <w:bookmarkEnd w:id="39"/>
-    <w:bookmarkStart w:id="43" w:name="references"/>
+    <w:bookmarkEnd w:id="41"/>
+    <w:bookmarkStart w:id="45" w:name="references"/>
     <w:p>
       <w:pPr>
         <w:pStyle w:val="Heading2"/>
@@ -1888,8 +1919,8 @@
         <w:t xml:space="preserve">References</w:t>
       </w:r>
     </w:p>
-    <w:bookmarkStart w:id="42" w:name="refs"/>
-    <w:bookmarkStart w:id="41" w:name="ref-cheng2025math"/>
+    <w:bookmarkStart w:id="44" w:name="refs"/>
+    <w:bookmarkStart w:id="43" w:name="ref-cheng2025math"/>
     <w:p>
       <w:pPr>
         <w:pStyle w:val="Bibliography"/>
@@ -1940,7 +1971,7 @@
       <w:r>
         <w:t xml:space="preserve"> </w:t>
       </w:r>
-      <w:hyperlink r:id="rId40">
+      <w:hyperlink r:id="rId42">
         <w:r>
           <w:rPr>
             <w:rStyle w:val="Hyperlink"/>
@@ -1949,9 +1980,9 @@
         </w:r>
       </w:hyperlink>
     </w:p>
-    <w:bookmarkEnd w:id="41"/>
-    <w:bookmarkEnd w:id="42"/>
     <w:bookmarkEnd w:id="43"/>
+    <w:bookmarkEnd w:id="44"/>
+    <w:bookmarkEnd w:id="45"/>
     <w:sectPr>
       <w:footnotePr>
         <w:numRestart w:val="eachSect"/>
